--- a/resources/HK252-DATN-249_Phieu_Cham_Bao_Ve_LVTN.docx
+++ b/resources/HK252-DATN-249_Phieu_Cham_Bao_Ve_LVTN.docx
@@ -2,154 +2,312 @@
 <file path=word/document.xml><?xml version="1.0" encoding="utf-8"?>
 <w:document xmlns:wpc="http://schemas.microsoft.com/office/word/2010/wordprocessingCanvas" xmlns:cx="http://schemas.microsoft.com/office/drawing/2014/chartex" xmlns:cx1="http://schemas.microsoft.com/office/drawing/2015/9/8/chartex" xmlns:cx2="http://schemas.microsoft.com/office/drawing/2015/10/21/chartex" xmlns:cx3="http://schemas.microsoft.com/office/drawing/2016/5/9/chartex" xmlns:cx4="http://schemas.microsoft.com/office/drawing/2016/5/10/chartex" xmlns:cx5="http://schemas.microsoft.com/office/drawing/2016/5/11/chartex" xmlns:cx6="http://schemas.microsoft.com/office/drawing/2016/5/12/chartex" xmlns:cx7="http://schemas.microsoft.com/office/drawing/2016/5/13/chartex" xmlns:cx8="http://schemas.microsoft.com/office/drawing/2016/5/14/chartex" xmlns:mc="http://schemas.openxmlformats.org/markup-compatibility/2006" xmlns:aink="http://schemas.microsoft.com/office/drawing/2016/ink" xmlns:am3d="http://schemas.microsoft.com/office/drawing/2017/model3d" xmlns:o="urn:schemas-microsoft-com:office:office" xmlns:oel="http://schemas.microsoft.com/office/2019/extlst" xmlns:r="http://schemas.openxmlformats.org/officeDocument/2006/relationships" xmlns:m="http://schemas.openxmlformats.org/officeDocument/2006/math" xmlns:v="urn:schemas-microsoft-com:vml" xmlns:wp14="http://schemas.microsoft.com/office/word/2010/wordprocessingDrawing" xmlns:wp="http://schemas.openxmlformats.org/drawingml/2006/wordprocessingDrawing" xmlns:w10="urn:schemas-microsoft-com:office:word" xmlns:w="http://schemas.openxmlformats.org/wordprocessingml/2006/main" xmlns:w14="http://schemas.microsoft.com/office/word/2010/wordml" xmlns:w15="http://schemas.microsoft.com/office/word/2012/wordml" xmlns:w16cex="http://schemas.microsoft.com/office/word/2018/wordml/cex" xmlns:w16cid="http://schemas.microsoft.com/office/word/2016/wordml/cid" xmlns:w16="http://schemas.microsoft.com/office/word/2018/wordml" xmlns:w16du="http://schemas.microsoft.com/office/word/2023/wordml/word16du" xmlns:w16sdtdh="http://schemas.microsoft.com/office/word/2020/wordml/sdtdatahash" xmlns:w16sdtfl="http://schemas.microsoft.com/office/word/2024/wordml/sdtformatlock" xmlns:w16se="http://schemas.microsoft.com/office/word/2015/wordml/symex" xmlns:wpg="http://schemas.microsoft.com/office/word/2010/wordprocessingGroup" xmlns:wpi="http://schemas.microsoft.com/office/word/2010/wordprocessingInk" xmlns:wne="http://schemas.microsoft.com/office/word/2006/wordml" xmlns:wps="http://schemas.microsoft.com/office/word/2010/wordprocessingShape" mc:Ignorable="w14 w15 w16se w16cid w16 w16cex w16sdtdh w16sdtfl w16du wp14">
   <w:body>
-    <w:p>
-      <w:pPr>
-        <w:tabs>
-          <w:tab w:val="center" w:pos="1985"/>
-          <w:tab w:val="center" w:pos="7230"/>
-        </w:tabs>
-        <w:ind w:left="0" w:hanging="2"/>
-        <w:rPr>
-          <w:rFonts w:ascii="Times New Roman" w:hAnsi="Times New Roman"/>
-          <w:b/>
-          <w:bCs/>
-          <w:sz w:val="24"/>
-          <w:szCs w:val="24"/>
-        </w:rPr>
-      </w:pPr>
-      <w:r>
-        <w:rPr>
-          <w:rFonts w:ascii="Times New Roman" w:hAnsi="Times New Roman"/>
-          <w:b/>
-          <w:sz w:val="24"/>
-          <w:szCs w:val="24"/>
-        </w:rPr>
-        <w:tab/>
-      </w:r>
-      <w:r>
-        <w:rPr>
-          <w:rFonts w:ascii="Times New Roman" w:hAnsi="Times New Roman"/>
-          <w:b/>
-          <w:sz w:val="24"/>
-          <w:szCs w:val="24"/>
-        </w:rPr>
-        <w:tab/>
-      </w:r>
-      <w:r>
-        <w:rPr>
-          <w:rFonts w:ascii="Times New Roman" w:hAnsi="Times New Roman"/>
-          <w:b/>
-          <w:sz w:val="24"/>
-          <w:szCs w:val="24"/>
-        </w:rPr>
-        <w:t>TRƯỜNG ĐẠI HỌC BÁCH KHOA</w:t>
-      </w:r>
-      <w:r>
-        <w:rPr>
-          <w:rFonts w:ascii="Times New Roman" w:hAnsi="Times New Roman"/>
-          <w:sz w:val="24"/>
-          <w:szCs w:val="24"/>
-        </w:rPr>
-        <w:tab/>
-      </w:r>
-      <w:r>
-        <w:rPr>
-          <w:rFonts w:ascii="Times New Roman" w:hAnsi="Times New Roman"/>
-          <w:b/>
-          <w:bCs/>
-          <w:sz w:val="24"/>
-          <w:szCs w:val="24"/>
-        </w:rPr>
-        <w:t>CỘNG HÒA XÃ HỘI CHỦ NGHĨA VIỆT NAM</w:t>
-      </w:r>
-    </w:p>
-    <w:p>
-      <w:pPr>
-        <w:tabs>
-          <w:tab w:val="center" w:pos="1985"/>
-          <w:tab w:val="center" w:pos="7230"/>
-        </w:tabs>
-        <w:ind w:left="0" w:hanging="2"/>
-        <w:rPr>
-          <w:rFonts w:ascii="Times New Roman" w:hAnsi="Times New Roman"/>
-          <w:b/>
-          <w:bCs/>
-          <w:sz w:val="24"/>
-          <w:szCs w:val="24"/>
-        </w:rPr>
-      </w:pPr>
-      <w:r>
-        <w:rPr>
-          <w:rFonts w:ascii="Times New Roman" w:hAnsi="Times New Roman"/>
-          <w:b/>
-          <w:bCs/>
-          <w:sz w:val="24"/>
-          <w:szCs w:val="24"/>
-        </w:rPr>
-        <w:tab/>
-      </w:r>
-      <w:r>
-        <w:rPr>
-          <w:rFonts w:ascii="Times New Roman" w:hAnsi="Times New Roman"/>
-          <w:b/>
-          <w:bCs/>
-          <w:sz w:val="24"/>
-          <w:szCs w:val="24"/>
-        </w:rPr>
-        <w:tab/>
-      </w:r>
-      <w:r>
-        <w:rPr>
-          <w:rFonts w:ascii="Times New Roman" w:hAnsi="Times New Roman"/>
-          <w:b/>
-          <w:bCs/>
-          <w:sz w:val="24"/>
-          <w:szCs w:val="24"/>
-        </w:rPr>
-        <w:t>KHOA KH &amp; KT MÁY TÍNH</w:t>
-      </w:r>
-      <w:r>
-        <w:rPr>
-          <w:rFonts w:ascii="Times New Roman" w:hAnsi="Times New Roman"/>
-          <w:b/>
-          <w:bCs/>
-          <w:sz w:val="24"/>
-          <w:szCs w:val="24"/>
-        </w:rPr>
-        <w:tab/>
-        <w:t>Độc lập - Tự do - Hạnh phúc</w:t>
-      </w:r>
-    </w:p>
-    <w:p>
-      <w:pPr>
-        <w:tabs>
-          <w:tab w:val="center" w:pos="7230"/>
-        </w:tabs>
-        <w:ind w:left="0" w:hanging="2"/>
-        <w:rPr>
-          <w:rFonts w:ascii="Times New Roman" w:hAnsi="Times New Roman"/>
-          <w:sz w:val="24"/>
-          <w:szCs w:val="24"/>
-        </w:rPr>
-      </w:pPr>
-      <w:r>
-        <w:rPr>
-          <w:rFonts w:ascii="Times New Roman" w:hAnsi="Times New Roman"/>
-          <w:sz w:val="24"/>
-          <w:szCs w:val="24"/>
-        </w:rPr>
-        <w:tab/>
-      </w:r>
-      <w:r>
-        <w:rPr>
-          <w:rFonts w:ascii="Times New Roman" w:hAnsi="Times New Roman"/>
-          <w:sz w:val="24"/>
-          <w:szCs w:val="24"/>
-        </w:rPr>
-        <w:tab/>
-        <w:t>----------------------------</w:t>
-      </w:r>
-    </w:p>
+    <w:tbl>
+      <w:tblPr>
+        <w:tblStyle w:val="TableGrid"/>
+        <w:tblW w:w="0" w:type="auto"/>
+        <w:tblBorders>
+          <w:top w:val="none" w:sz="0" w:space="0" w:color="auto"/>
+          <w:left w:val="none" w:sz="0" w:space="0" w:color="auto"/>
+          <w:bottom w:val="none" w:sz="0" w:space="0" w:color="auto"/>
+          <w:right w:val="none" w:sz="0" w:space="0" w:color="auto"/>
+          <w:insideH w:val="none" w:sz="0" w:space="0" w:color="auto"/>
+          <w:insideV w:val="none" w:sz="0" w:space="0" w:color="auto"/>
+        </w:tblBorders>
+        <w:tblLook w:val="04A0" w:firstRow="1" w:lastRow="0" w:firstColumn="1" w:lastColumn="0" w:noHBand="0" w:noVBand="1"/>
+      </w:tblPr>
+      <w:tblGrid>
+        <w:gridCol w:w="3823"/>
+        <w:gridCol w:w="5239"/>
+      </w:tblGrid>
+      <w:tr>
+        <w:tc>
+          <w:tcPr>
+            <w:tcW w:w="3823" w:type="dxa"/>
+          </w:tcPr>
+          <w:p>
+            <w:pPr>
+              <w:tabs>
+                <w:tab w:val="center" w:pos="7513"/>
+              </w:tabs>
+              <w:ind w:leftChars="0" w:left="-118" w:right="-111" w:firstLineChars="0" w:firstLine="0"/>
+              <w:rPr>
+                <w:rFonts w:ascii="Times New Roman" w:hAnsi="Times New Roman"/>
+                <w:sz w:val="24"/>
+                <w:szCs w:val="24"/>
+                <w:lang w:val="vi-VN"/>
+              </w:rPr>
+            </w:pPr>
+            <w:r>
+              <w:rPr>
+                <w:rFonts w:ascii="Times New Roman" w:hAnsi="Times New Roman"/>
+                <w:b/>
+                <w:sz w:val="24"/>
+                <w:szCs w:val="24"/>
+              </w:rPr>
+              <w:t>TRƯỜNG ĐẠI HỌC BÁCH KHOA</w:t>
+            </w:r>
+          </w:p>
+        </w:tc>
+        <w:tc>
+          <w:tcPr>
+            <w:tcW w:w="5239" w:type="dxa"/>
+          </w:tcPr>
+          <w:p>
+            <w:pPr>
+              <w:tabs>
+                <w:tab w:val="center" w:pos="7513"/>
+              </w:tabs>
+              <w:ind w:leftChars="0" w:left="-103" w:right="-109" w:firstLineChars="0" w:firstLine="0"/>
+              <w:jc w:val="right"/>
+              <w:rPr>
+                <w:rFonts w:ascii="Times New Roman" w:hAnsi="Times New Roman"/>
+                <w:sz w:val="24"/>
+                <w:szCs w:val="24"/>
+                <w:lang w:val="vi-VN"/>
+              </w:rPr>
+            </w:pPr>
+            <w:r>
+              <w:rPr>
+                <w:rFonts w:ascii="Times New Roman" w:hAnsi="Times New Roman"/>
+                <w:b/>
+                <w:bCs/>
+                <w:sz w:val="24"/>
+                <w:szCs w:val="24"/>
+              </w:rPr>
+              <w:t>CỘNG HÒA XÃ HỘI CHỦ NGHĨA VIỆT NAM</w:t>
+            </w:r>
+          </w:p>
+        </w:tc>
+      </w:tr>
+      <w:tr>
+        <w:tc>
+          <w:tcPr>
+            <w:tcW w:w="3823" w:type="dxa"/>
+          </w:tcPr>
+          <w:p>
+            <w:pPr>
+              <w:tabs>
+                <w:tab w:val="center" w:pos="7513"/>
+              </w:tabs>
+              <w:ind w:leftChars="0" w:left="0" w:firstLineChars="0" w:firstLine="0"/>
+              <w:jc w:val="center"/>
+              <w:rPr>
+                <w:rFonts w:ascii="Times New Roman" w:hAnsi="Times New Roman"/>
+                <w:sz w:val="24"/>
+                <w:szCs w:val="24"/>
+                <w:lang w:val="vi-VN"/>
+              </w:rPr>
+            </w:pPr>
+            <w:r>
+              <w:rPr>
+                <w:rFonts w:ascii="Times New Roman" w:hAnsi="Times New Roman"/>
+                <w:b/>
+                <w:bCs/>
+                <w:sz w:val="24"/>
+                <w:szCs w:val="24"/>
+              </w:rPr>
+              <w:t>KHOA KH &amp; KT MÁY TÍNH</w:t>
+            </w:r>
+          </w:p>
+        </w:tc>
+        <w:tc>
+          <w:tcPr>
+            <w:tcW w:w="5239" w:type="dxa"/>
+          </w:tcPr>
+          <w:p>
+            <w:pPr>
+              <w:tabs>
+                <w:tab w:val="center" w:pos="7513"/>
+              </w:tabs>
+              <w:ind w:leftChars="0" w:left="0" w:firstLineChars="0" w:firstLine="0"/>
+              <w:jc w:val="center"/>
+              <w:rPr>
+                <w:rFonts w:ascii="Times New Roman" w:hAnsi="Times New Roman"/>
+                <w:sz w:val="24"/>
+                <w:szCs w:val="24"/>
+                <w:lang w:val="vi-VN"/>
+              </w:rPr>
+            </w:pPr>
+            <w:r>
+              <w:rPr>
+                <w:rFonts w:ascii="Times New Roman" w:hAnsi="Times New Roman"/>
+                <w:b/>
+                <w:bCs/>
+                <w:sz w:val="24"/>
+                <w:szCs w:val="24"/>
+              </w:rPr>
+              <w:t>Độc lập - Tự do - Hạnh phúc</w:t>
+            </w:r>
+          </w:p>
+        </w:tc>
+      </w:tr>
+      <w:tr>
+        <w:tc>
+          <w:tcPr>
+            <w:tcW w:w="3823" w:type="dxa"/>
+          </w:tcPr>
+          <w:p>
+            <w:pPr>
+              <w:tabs>
+                <w:tab w:val="center" w:pos="7513"/>
+              </w:tabs>
+              <w:ind w:leftChars="0" w:left="0" w:firstLineChars="0" w:firstLine="0"/>
+              <w:jc w:val="center"/>
+              <w:rPr>
+                <w:rFonts w:ascii="Times New Roman" w:hAnsi="Times New Roman"/>
+                <w:sz w:val="24"/>
+                <w:szCs w:val="24"/>
+                <w:lang w:val="vi-VN"/>
+              </w:rPr>
+            </w:pPr>
+          </w:p>
+        </w:tc>
+        <w:tc>
+          <w:tcPr>
+            <w:tcW w:w="5239" w:type="dxa"/>
+          </w:tcPr>
+          <w:p>
+            <w:pPr>
+              <w:tabs>
+                <w:tab w:val="center" w:pos="7513"/>
+              </w:tabs>
+              <w:ind w:leftChars="0" w:left="0" w:firstLineChars="0" w:firstLine="0"/>
+              <w:jc w:val="center"/>
+              <w:rPr>
+                <w:rFonts w:ascii="Times New Roman" w:hAnsi="Times New Roman"/>
+                <w:sz w:val="24"/>
+                <w:szCs w:val="24"/>
+                <w:lang w:val="vi-VN"/>
+              </w:rPr>
+            </w:pPr>
+            <w:r>
+              <w:rPr>
+                <w:rFonts w:ascii="Times New Roman" w:hAnsi="Times New Roman"/>
+                <w:sz w:val="24"/>
+                <w:szCs w:val="24"/>
+              </w:rPr>
+              <w:t>----------------------------</w:t>
+            </w:r>
+          </w:p>
+        </w:tc>
+      </w:tr>
+      <w:tr>
+        <w:tc>
+          <w:tcPr>
+            <w:tcW w:w="3823" w:type="dxa"/>
+          </w:tcPr>
+          <w:p>
+            <w:pPr>
+              <w:tabs>
+                <w:tab w:val="center" w:pos="7513"/>
+              </w:tabs>
+              <w:ind w:leftChars="0" w:left="0" w:firstLineChars="0" w:firstLine="0"/>
+              <w:jc w:val="center"/>
+              <w:rPr>
+                <w:rFonts w:ascii="Times New Roman" w:hAnsi="Times New Roman"/>
+                <w:sz w:val="24"/>
+                <w:szCs w:val="24"/>
+                <w:lang w:val="vi-VN"/>
+              </w:rPr>
+            </w:pPr>
+          </w:p>
+        </w:tc>
+        <w:tc>
+          <w:tcPr>
+            <w:tcW w:w="5239" w:type="dxa"/>
+          </w:tcPr>
+          <w:p>
+            <w:pPr>
+              <w:tabs>
+                <w:tab w:val="center" w:pos="7513"/>
+              </w:tabs>
+              <w:ind w:leftChars="0" w:left="0" w:firstLineChars="0" w:firstLine="0"/>
+              <w:jc w:val="center"/>
+              <w:rPr>
+                <w:rFonts w:ascii="Times New Roman" w:hAnsi="Times New Roman"/>
+                <w:sz w:val="24"/>
+                <w:szCs w:val="24"/>
+                <w:lang w:val="vi-VN"/>
+              </w:rPr>
+            </w:pPr>
+            <w:r>
+              <w:rPr>
+                <w:rFonts w:ascii="Times New Roman" w:hAnsi="Times New Roman"/>
+                <w:i/>
+                <w:sz w:val="24"/>
+                <w:szCs w:val="24"/>
+              </w:rPr>
+              <w:t>TP. HCM, ngày</w:t>
+            </w:r>
+            <w:r>
+              <w:rPr>
+                <w:i/>
+                <w:sz w:val="24"/>
+                <w:szCs w:val="24"/>
+              </w:rPr>
+              <w:t xml:space="preserve"> </w:t>
+            </w:r>
+            <w:r>
+              <w:rPr>
+                <w:rFonts w:ascii="Times New Roman" w:hAnsi="Times New Roman"/>
+                <w:i/>
+                <w:sz w:val="24"/>
+                <w:szCs w:val="24"/>
+                <w:lang w:val="vi-VN"/>
+              </w:rPr>
+              <w:t>23</w:t>
+            </w:r>
+            <w:r>
+              <w:rPr>
+                <w:i/>
+                <w:sz w:val="24"/>
+                <w:szCs w:val="24"/>
+              </w:rPr>
+              <w:t xml:space="preserve"> </w:t>
+            </w:r>
+            <w:r>
+              <w:rPr>
+                <w:rFonts w:ascii="Times New Roman" w:hAnsi="Times New Roman"/>
+                <w:i/>
+                <w:sz w:val="24"/>
+                <w:szCs w:val="24"/>
+              </w:rPr>
+              <w:t xml:space="preserve">tháng </w:t>
+            </w:r>
+            <w:r>
+              <w:rPr>
+                <w:rFonts w:ascii="Times New Roman" w:hAnsi="Times New Roman"/>
+                <w:i/>
+                <w:sz w:val="24"/>
+                <w:szCs w:val="24"/>
+                <w:lang w:val="vi-VN"/>
+              </w:rPr>
+              <w:t>6</w:t>
+            </w:r>
+            <w:r>
+              <w:rPr>
+                <w:rFonts w:ascii="Times New Roman" w:hAnsi="Times New Roman"/>
+                <w:i/>
+                <w:sz w:val="24"/>
+                <w:szCs w:val="24"/>
+              </w:rPr>
+              <w:t xml:space="preserve"> năm </w:t>
+            </w:r>
+            <w:r>
+              <w:rPr>
+                <w:rFonts w:ascii="Times New Roman" w:hAnsi="Times New Roman"/>
+                <w:i/>
+                <w:sz w:val="24"/>
+                <w:szCs w:val="24"/>
+                <w:lang w:val="vi-VN"/>
+              </w:rPr>
+              <w:t>2026</w:t>
+            </w:r>
+          </w:p>
+        </w:tc>
+      </w:tr>
+    </w:tbl>
     <w:p>
       <w:pPr>
         <w:tabs>
@@ -163,6 +321,56 @@
           <w:lang w:val="vi-VN"/>
         </w:rPr>
       </w:pPr>
+    </w:p>
+    <w:p>
+      <w:pPr>
+        <w:ind w:left="0" w:hanging="2"/>
+        <w:rPr>
+          <w:rFonts w:ascii="Times New Roman" w:hAnsi="Times New Roman"/>
+          <w:sz w:val="24"/>
+          <w:szCs w:val="24"/>
+        </w:rPr>
+      </w:pPr>
+    </w:p>
+    <w:p>
+      <w:pPr>
+        <w:ind w:left="1" w:hanging="3"/>
+        <w:jc w:val="center"/>
+        <w:rPr>
+          <w:rFonts w:ascii="Times New Roman" w:hAnsi="Times New Roman"/>
+          <w:sz w:val="32"/>
+          <w:szCs w:val="32"/>
+        </w:rPr>
+      </w:pPr>
+      <w:r>
+        <w:rPr>
+          <w:rFonts w:ascii="Times New Roman" w:hAnsi="Times New Roman"/>
+          <w:b/>
+          <w:sz w:val="32"/>
+          <w:szCs w:val="32"/>
+        </w:rPr>
+        <w:t xml:space="preserve">PHIẾU CHẤM BẢO VỆ </w:t>
+      </w:r>
+      <w:r>
+        <w:rPr>
+          <w:rFonts w:ascii="Times New Roman" w:hAnsi="Times New Roman"/>
+          <w:b/>
+          <w:sz w:val="32"/>
+          <w:szCs w:val="32"/>
+        </w:rPr>
+        <w:t>ĐỒ ÁN/ LUẬN VĂN TỐT NGHIỆP</w:t>
+      </w:r>
+    </w:p>
+    <w:p>
+      <w:pPr>
+        <w:ind w:left="0" w:hanging="2"/>
+        <w:jc w:val="center"/>
+        <w:rPr>
+          <w:rFonts w:ascii="Times New Roman" w:hAnsi="Times New Roman"/>
+          <w:sz w:val="24"/>
+          <w:szCs w:val="24"/>
+        </w:rPr>
+      </w:pPr>
       <w:r>
         <w:rPr>
           <w:rFonts w:ascii="Times New Roman" w:hAnsi="Times New Roman"/>
@@ -170,7 +378,7 @@
           <w:sz w:val="24"/>
           <w:szCs w:val="24"/>
         </w:rPr>
-        <w:tab/>
+        <w:t xml:space="preserve">(Dành cho người </w:t>
       </w:r>
       <w:r>
         <w:rPr>
@@ -179,205 +387,131 @@
           <w:sz w:val="24"/>
           <w:szCs w:val="24"/>
         </w:rPr>
-        <w:tab/>
-        <w:t>TP. HCM, ngày</w:t>
-      </w:r>
-      <w:r>
-        <w:rPr>
+        <w:t>hướng dẫn</w:t>
+      </w:r>
+      <w:r>
+        <w:rPr>
+          <w:rFonts w:ascii="Times New Roman" w:hAnsi="Times New Roman"/>
           <w:i/>
           <w:sz w:val="24"/>
           <w:szCs w:val="24"/>
         </w:rPr>
-        <w:t xml:space="preserve"> </w:t>
-      </w:r>
-      <w:r>
-        <w:rPr>
-          <w:rFonts w:ascii="Times New Roman" w:hAnsi="Times New Roman"/>
-          <w:i/>
+        <w:t>)</w:t>
+      </w:r>
+    </w:p>
+    <w:p>
+      <w:pPr>
+        <w:ind w:left="0" w:hanging="2"/>
+        <w:rPr>
+          <w:rFonts w:ascii="Times New Roman" w:hAnsi="Times New Roman"/>
           <w:sz w:val="24"/>
           <w:szCs w:val="24"/>
-          <w:lang w:val="vi-VN"/>
-        </w:rPr>
-        <w:t>23</w:t>
-      </w:r>
-      <w:r>
-        <w:rPr>
-          <w:i/>
-          <w:sz w:val="24"/>
-          <w:szCs w:val="24"/>
+        </w:rPr>
+      </w:pPr>
+    </w:p>
+    <w:p>
+      <w:pPr>
+        <w:ind w:left="1" w:hanging="3"/>
+        <w:rPr>
+          <w:rFonts w:ascii="Times New Roman" w:hAnsi="Times New Roman"/>
+          <w:sz w:val="26"/>
+          <w:szCs w:val="26"/>
+          <w:lang w:val="vi-VN"/>
+        </w:rPr>
+      </w:pPr>
+      <w:r>
+        <w:rPr>
+          <w:rFonts w:ascii="Times New Roman" w:hAnsi="Times New Roman"/>
+          <w:sz w:val="26"/>
+          <w:szCs w:val="26"/>
+        </w:rPr>
+        <w:t xml:space="preserve">1. </w:t>
+      </w:r>
+      <w:r>
+        <w:rPr>
+          <w:rFonts w:ascii="Times New Roman" w:hAnsi="Times New Roman"/>
+          <w:sz w:val="26"/>
+          <w:szCs w:val="26"/>
         </w:rPr>
         <w:t xml:space="preserve"> </w:t>
       </w:r>
       <w:r>
         <w:rPr>
           <w:rFonts w:ascii="Times New Roman" w:hAnsi="Times New Roman"/>
-          <w:i/>
-          <w:sz w:val="24"/>
-          <w:szCs w:val="24"/>
-        </w:rPr>
-        <w:t xml:space="preserve">tháng </w:t>
-      </w:r>
-      <w:r>
-        <w:rPr>
-          <w:rFonts w:ascii="Times New Roman" w:hAnsi="Times New Roman"/>
-          <w:i/>
-          <w:sz w:val="24"/>
-          <w:szCs w:val="24"/>
-          <w:lang w:val="vi-VN"/>
-        </w:rPr>
-        <w:t>6</w:t>
-      </w:r>
-      <w:r>
-        <w:rPr>
-          <w:rFonts w:ascii="Times New Roman" w:hAnsi="Times New Roman"/>
-          <w:i/>
-          <w:sz w:val="24"/>
-          <w:szCs w:val="24"/>
-        </w:rPr>
-        <w:t xml:space="preserve"> năm </w:t>
-      </w:r>
-      <w:r>
-        <w:rPr>
-          <w:rFonts w:ascii="Times New Roman" w:hAnsi="Times New Roman"/>
-          <w:i/>
-          <w:sz w:val="24"/>
-          <w:szCs w:val="24"/>
-          <w:lang w:val="vi-VN"/>
-        </w:rPr>
-        <w:t>2026</w:t>
-      </w:r>
-    </w:p>
-    <w:p>
-      <w:pPr>
-        <w:ind w:left="0" w:hanging="2"/>
-        <w:rPr>
-          <w:rFonts w:ascii="Times New Roman" w:hAnsi="Times New Roman"/>
-          <w:sz w:val="24"/>
-          <w:szCs w:val="24"/>
-        </w:rPr>
-      </w:pPr>
-    </w:p>
-    <w:p>
-      <w:pPr>
-        <w:ind w:left="1" w:hanging="3"/>
-        <w:jc w:val="center"/>
-        <w:rPr>
-          <w:rFonts w:ascii="Times New Roman" w:hAnsi="Times New Roman"/>
-          <w:sz w:val="32"/>
-          <w:szCs w:val="32"/>
-        </w:rPr>
-      </w:pPr>
+          <w:sz w:val="26"/>
+          <w:szCs w:val="26"/>
+          <w:lang w:val="vi-VN"/>
+        </w:rPr>
+        <w:t xml:space="preserve">Họ và tên SV: </w:t>
+      </w:r>
       <w:r>
         <w:rPr>
           <w:rFonts w:ascii="Times New Roman" w:hAnsi="Times New Roman"/>
           <w:b/>
-          <w:sz w:val="32"/>
-          <w:szCs w:val="32"/>
-        </w:rPr>
-        <w:t xml:space="preserve">PHIẾU CHẤM BẢO VỆ </w:t>
-      </w:r>
-      <w:r>
-        <w:rPr>
-          <w:rFonts w:ascii="Times New Roman" w:hAnsi="Times New Roman"/>
-          <w:b/>
-          <w:sz w:val="32"/>
-          <w:szCs w:val="32"/>
-        </w:rPr>
-        <w:t>ĐỒ ÁN/ LUẬN VĂN TỐT NGHIỆP</w:t>
-      </w:r>
-    </w:p>
-    <w:p>
-      <w:pPr>
-        <w:ind w:left="0" w:hanging="2"/>
-        <w:jc w:val="center"/>
-        <w:rPr>
-          <w:rFonts w:ascii="Times New Roman" w:hAnsi="Times New Roman"/>
-          <w:sz w:val="24"/>
-          <w:szCs w:val="24"/>
-        </w:rPr>
-      </w:pPr>
-      <w:r>
-        <w:rPr>
-          <w:rFonts w:ascii="Times New Roman" w:hAnsi="Times New Roman"/>
-          <w:i/>
-          <w:sz w:val="24"/>
-          <w:szCs w:val="24"/>
-        </w:rPr>
-        <w:t xml:space="preserve">(Dành cho người </w:t>
-      </w:r>
-      <w:r>
-        <w:rPr>
-          <w:rFonts w:ascii="Times New Roman" w:hAnsi="Times New Roman"/>
-          <w:i/>
-          <w:sz w:val="24"/>
-          <w:szCs w:val="24"/>
-        </w:rPr>
-        <w:t>hướng dẫn</w:t>
-      </w:r>
-      <w:r>
-        <w:rPr>
-          <w:rFonts w:ascii="Times New Roman" w:hAnsi="Times New Roman"/>
-          <w:i/>
-          <w:sz w:val="24"/>
-          <w:szCs w:val="24"/>
-        </w:rPr>
-        <w:t>)</w:t>
-      </w:r>
-    </w:p>
-    <w:p>
-      <w:pPr>
-        <w:ind w:left="0" w:hanging="2"/>
-        <w:rPr>
-          <w:rFonts w:ascii="Times New Roman" w:hAnsi="Times New Roman"/>
-          <w:sz w:val="24"/>
-          <w:szCs w:val="24"/>
-        </w:rPr>
-      </w:pPr>
-    </w:p>
-    <w:p>
-      <w:pPr>
-        <w:ind w:left="1" w:hanging="3"/>
-        <w:rPr>
-          <w:rFonts w:ascii="Times New Roman" w:hAnsi="Times New Roman"/>
-          <w:sz w:val="26"/>
-          <w:szCs w:val="26"/>
-          <w:lang w:val="vi-VN"/>
-        </w:rPr>
-      </w:pPr>
-      <w:r>
-        <w:rPr>
-          <w:rFonts w:ascii="Times New Roman" w:hAnsi="Times New Roman"/>
-          <w:sz w:val="26"/>
-          <w:szCs w:val="26"/>
-        </w:rPr>
-        <w:t xml:space="preserve">1. </w:t>
-      </w:r>
-      <w:r>
-        <w:rPr>
-          <w:rFonts w:ascii="Times New Roman" w:hAnsi="Times New Roman"/>
-          <w:sz w:val="26"/>
-          <w:szCs w:val="26"/>
-        </w:rPr>
-        <w:t xml:space="preserve"> </w:t>
-      </w:r>
-      <w:r>
-        <w:rPr>
-          <w:rFonts w:ascii="Times New Roman" w:hAnsi="Times New Roman"/>
-          <w:sz w:val="26"/>
-          <w:szCs w:val="26"/>
-          <w:lang w:val="vi-VN"/>
-        </w:rPr>
-        <w:t xml:space="preserve">Họ và tên SV: </w:t>
-      </w:r>
-      <w:r>
-        <w:rPr>
-          <w:rFonts w:ascii="Times New Roman" w:hAnsi="Times New Roman"/>
-          <w:b/>
           <w:sz w:val="26"/>
           <w:szCs w:val="26"/>
           <w:lang w:val="vi-VN"/>
         </w:rPr>
         <w:t>HỒNG THIỆN NHÂN</w:t>
+      </w:r>
+    </w:p>
+    <w:p>
+      <w:pPr>
+        <w:tabs>
+          <w:tab w:val="left" w:pos="4536"/>
+        </w:tabs>
+        <w:ind w:left="1" w:hanging="3"/>
+        <w:rPr>
+          <w:rFonts w:ascii="Times New Roman" w:hAnsi="Times New Roman"/>
+          <w:sz w:val="26"/>
+          <w:szCs w:val="26"/>
+          <w:lang w:val="vi-VN"/>
+        </w:rPr>
+      </w:pPr>
+      <w:r>
+        <w:rPr>
+          <w:rFonts w:ascii="Times New Roman" w:hAnsi="Times New Roman"/>
+          <w:sz w:val="26"/>
+          <w:szCs w:val="26"/>
+          <w:lang w:val="vi-VN"/>
+        </w:rPr>
+        <w:t xml:space="preserve">MSSV: </w:t>
+      </w:r>
+      <w:r>
+        <w:rPr>
+          <w:rFonts w:ascii="Times New Roman" w:hAnsi="Times New Roman"/>
+          <w:sz w:val="26"/>
+          <w:szCs w:val="26"/>
+          <w:lang w:val="vi-VN"/>
+        </w:rPr>
+        <w:t>2111900</w:t>
+      </w:r>
+      <w:r>
+        <w:rPr>
+          <w:rFonts w:ascii="Times New Roman" w:hAnsi="Times New Roman"/>
+          <w:sz w:val="26"/>
+          <w:szCs w:val="26"/>
+          <w:lang w:val="vi-VN"/>
+        </w:rPr>
+        <w:tab/>
+      </w:r>
+      <w:r>
+        <w:rPr>
+          <w:rFonts w:ascii="Times New Roman" w:hAnsi="Times New Roman"/>
+          <w:sz w:val="26"/>
+          <w:szCs w:val="26"/>
+          <w:lang w:val="vi-VN"/>
+        </w:rPr>
+        <w:t xml:space="preserve">Ngành (chuyên ngành): </w:t>
+      </w:r>
+      <w:r>
+        <w:rPr>
+          <w:rFonts w:ascii="Times New Roman" w:hAnsi="Times New Roman"/>
+          <w:sz w:val="26"/>
+          <w:szCs w:val="26"/>
+          <w:lang w:val="vi-VN"/>
+        </w:rPr>
+        <w:t>Kỹ thuật Máy tính</w:t>
       </w:r>
     </w:p>
     <w:p>
@@ -400,74 +534,32 @@
           <w:szCs w:val="26"/>
           <w:lang w:val="vi-VN"/>
         </w:rPr>
-        <w:t xml:space="preserve">MSSV: </w:t>
-      </w:r>
-      <w:r>
-        <w:rPr>
-          <w:rFonts w:ascii="Times New Roman" w:hAnsi="Times New Roman"/>
-          <w:sz w:val="26"/>
-          <w:szCs w:val="26"/>
-          <w:lang w:val="vi-VN"/>
-        </w:rPr>
-        <w:t>2111900</w:t>
-      </w:r>
-      <w:r>
-        <w:rPr>
-          <w:rFonts w:ascii="Times New Roman" w:hAnsi="Times New Roman"/>
-          <w:sz w:val="26"/>
-          <w:szCs w:val="26"/>
-          <w:lang w:val="vi-VN"/>
-        </w:rPr>
-        <w:tab/>
-        <w:t xml:space="preserve">Ngành (chuyên ngành): </w:t>
-      </w:r>
-      <w:r>
-        <w:rPr>
-          <w:rFonts w:ascii="Times New Roman" w:hAnsi="Times New Roman"/>
-          <w:sz w:val="26"/>
-          <w:szCs w:val="26"/>
-          <w:lang w:val="vi-VN"/>
-        </w:rPr>
-        <w:t>Kỹ thuật Máy tính</w:t>
+        <w:t xml:space="preserve"> </w:t>
+      </w:r>
+      <w:r>
+        <w:rPr>
+          <w:rFonts w:ascii="Times New Roman" w:hAnsi="Times New Roman"/>
+          <w:sz w:val="26"/>
+          <w:szCs w:val="26"/>
+          <w:lang w:val="vi-VN"/>
+        </w:rPr>
+        <w:t xml:space="preserve">Họ và tên SV: </w:t>
+      </w:r>
+      <w:r>
+        <w:rPr>
+          <w:rFonts w:ascii="Times New Roman" w:hAnsi="Times New Roman"/>
+          <w:b/>
+          <w:sz w:val="26"/>
+          <w:szCs w:val="26"/>
+          <w:lang w:val="vi-VN"/>
+        </w:rPr>
+        <w:t>TRẦN HẢI THẢO QUẢNG</w:t>
       </w:r>
     </w:p>
     <w:p>
       <w:pPr>
         <w:tabs>
-          <w:tab w:val="left" w:pos="4820"/>
-        </w:tabs>
-        <w:ind w:left="1" w:hanging="3"/>
-        <w:rPr>
-          <w:rFonts w:ascii="Times New Roman" w:hAnsi="Times New Roman"/>
-          <w:sz w:val="26"/>
-          <w:szCs w:val="26"/>
-          <w:lang w:val="vi-VN"/>
-        </w:rPr>
-      </w:pPr>
-      <w:r>
-        <w:rPr>
-          <w:rFonts w:ascii="Times New Roman" w:hAnsi="Times New Roman"/>
-          <w:sz w:val="26"/>
-          <w:szCs w:val="26"/>
-          <w:lang w:val="vi-VN"/>
-        </w:rPr>
-        <w:t xml:space="preserve"> Họ và tên SV: </w:t>
-      </w:r>
-      <w:r>
-        <w:rPr>
-          <w:rFonts w:ascii="Times New Roman" w:hAnsi="Times New Roman"/>
-          <w:b/>
-          <w:sz w:val="26"/>
-          <w:szCs w:val="26"/>
-          <w:lang w:val="vi-VN"/>
-        </w:rPr>
-        <w:t>TRẦN HẢI THẢO QUẢNG</w:t>
-      </w:r>
-    </w:p>
-    <w:p>
-      <w:pPr>
-        <w:tabs>
-          <w:tab w:val="left" w:pos="4820"/>
+          <w:tab w:val="left" w:pos="4536"/>
         </w:tabs>
         <w:ind w:left="1" w:hanging="3"/>
         <w:rPr>
@@ -1159,8 +1251,8 @@
     <w:p>
       <w:pPr>
         <w:tabs>
-          <w:tab w:val="left" w:pos="3686"/>
-          <w:tab w:val="left" w:pos="7088"/>
+          <w:tab w:val="left" w:pos="3402"/>
+          <w:tab w:val="left" w:pos="6663"/>
         </w:tabs>
         <w:ind w:left="1" w:hanging="3"/>
         <w:rPr>
@@ -1177,6 +1269,7 @@
           <w:szCs w:val="26"/>
           <w:lang w:val="vi-VN"/>
         </w:rPr>
+        <w:lastRenderedPageBreak/>
         <w:t>8. Đề nghị: Được bảo vệ</w:t>
       </w:r>
       <w:r>
@@ -1264,7 +1357,6 @@
           <w:szCs w:val="26"/>
           <w:lang w:val="vi-VN"/>
         </w:rPr>
-        <w:lastRenderedPageBreak/>
         <w:t>- Nhóm sinh viên trả lời về khả năng tự chủ công nghệ của đề tài: Nếu như có thể tự thiết kế CPU thay vì dùng ESP32, thì có thuận lợi và khó khăn gì trong thiết kế?</w:t>
       </w:r>
     </w:p>
@@ -1531,11 +1623,11 @@
                     </pic:cNvPicPr>
                   </pic:nvPicPr>
                   <pic:blipFill>
-                    <a:blip r:embed="rId5">
+                    <a:blip r:embed="rId7">
                       <a:extLst>
                         <a:ext uri="{BEBA8EAE-BF5A-486C-A8C5-ECC9F3942E4B}">
                           <a14:imgProps xmlns:a14="http://schemas.microsoft.com/office/drawing/2010/main">
-                            <a14:imgLayer r:embed="rId6">
+                            <a14:imgLayer r:embed="rId8">
                               <a14:imgEffect>
                                 <a14:saturation sat="0"/>
                               </a14:imgEffect>
@@ -1709,12 +1801,66 @@
     </w:p>
     <w:sectPr>
       <w:pgSz w:w="11907" w:h="16840"/>
-      <w:pgMar w:top="851" w:right="1134" w:bottom="851" w:left="1134" w:header="720" w:footer="720" w:gutter="0"/>
+      <w:pgMar w:top="1134" w:right="1134" w:bottom="1134" w:left="1701" w:header="720" w:footer="720" w:gutter="0"/>
       <w:pgNumType w:start="1"/>
       <w:cols w:space="720"/>
     </w:sectPr>
   </w:body>
 </w:document>
+</file>
+
+<file path=word/endnotes.xml><?xml version="1.0" encoding="utf-8"?>
+<w:endnotes xmlns:wpc="http://schemas.microsoft.com/office/word/2010/wordprocessingCanvas" xmlns:cx="http://schemas.microsoft.com/office/drawing/2014/chartex" xmlns:cx1="http://schemas.microsoft.com/office/drawing/2015/9/8/chartex" xmlns:cx2="http://schemas.microsoft.com/office/drawing/2015/10/21/chartex" xmlns:cx3="http://schemas.microsoft.com/office/drawing/2016/5/9/chartex" xmlns:cx4="http://schemas.microsoft.com/office/drawing/2016/5/10/chartex" xmlns:cx5="http://schemas.microsoft.com/office/drawing/2016/5/11/chartex" xmlns:cx6="http://schemas.microsoft.com/office/drawing/2016/5/12/chartex" xmlns:cx7="http://schemas.microsoft.com/office/drawing/2016/5/13/chartex" xmlns:cx8="http://schemas.microsoft.com/office/drawing/2016/5/14/chartex" xmlns:mc="http://schemas.openxmlformats.org/markup-compatibility/2006" xmlns:aink="http://schemas.microsoft.com/office/drawing/2016/ink" xmlns:am3d="http://schemas.microsoft.com/office/drawing/2017/model3d" xmlns:o="urn:schemas-microsoft-com:office:office" xmlns:oel="http://schemas.microsoft.com/office/2019/extlst" xmlns:r="http://schemas.openxmlformats.org/officeDocument/2006/relationships" xmlns:m="http://schemas.openxmlformats.org/officeDocument/2006/math" xmlns:v="urn:schemas-microsoft-com:vml" xmlns:wp14="http://schemas.microsoft.com/office/word/2010/wordprocessingDrawing" xmlns:wp="http://schemas.openxmlformats.org/drawingml/2006/wordprocessingDrawing" xmlns:w10="urn:schemas-microsoft-com:office:word" xmlns:w="http://schemas.openxmlformats.org/wordprocessingml/2006/main" xmlns:w14="http://schemas.microsoft.com/office/word/2010/wordml" xmlns:w15="http://schemas.microsoft.com/office/word/2012/wordml" xmlns:w16cex="http://schemas.microsoft.com/office/word/2018/wordml/cex" xmlns:w16cid="http://schemas.microsoft.com/office/word/2016/wordml/cid" xmlns:w16="http://schemas.microsoft.com/office/word/2018/wordml" xmlns:w16du="http://schemas.microsoft.com/office/word/2023/wordml/word16du" xmlns:w16sdtdh="http://schemas.microsoft.com/office/word/2020/wordml/sdtdatahash" xmlns:w16sdtfl="http://schemas.microsoft.com/office/word/2024/wordml/sdtformatlock" xmlns:w16se="http://schemas.microsoft.com/office/word/2015/wordml/symex" xmlns:wpg="http://schemas.microsoft.com/office/word/2010/wordprocessingGroup" xmlns:wpi="http://schemas.microsoft.com/office/word/2010/wordprocessingInk" xmlns:wne="http://schemas.microsoft.com/office/word/2006/wordml" xmlns:wps="http://schemas.microsoft.com/office/word/2010/wordprocessingShape" mc:Ignorable="w14 w15 w16se w16cid w16 w16cex w16sdtdh w16sdtfl w16du wp14">
+  <w:endnote w:type="separator" w:id="-1">
+    <w:p>
+      <w:pPr>
+        <w:spacing w:line="240" w:lineRule="auto"/>
+        <w:ind w:left="0" w:hanging="2"/>
+      </w:pPr>
+      <w:r>
+        <w:separator/>
+      </w:r>
+    </w:p>
+  </w:endnote>
+  <w:endnote w:type="continuationSeparator" w:id="0">
+    <w:p>
+      <w:pPr>
+        <w:spacing w:line="240" w:lineRule="auto"/>
+        <w:ind w:left="0" w:hanging="2"/>
+      </w:pPr>
+      <w:r>
+        <w:continuationSeparator/>
+      </w:r>
+    </w:p>
+  </w:endnote>
+</w:endnotes>
+</file>
+
+<file path=word/footnotes.xml><?xml version="1.0" encoding="utf-8"?>
+<w:footnotes xmlns:wpc="http://schemas.microsoft.com/office/word/2010/wordprocessingCanvas" xmlns:cx="http://schemas.microsoft.com/office/drawing/2014/chartex" xmlns:cx1="http://schemas.microsoft.com/office/drawing/2015/9/8/chartex" xmlns:cx2="http://schemas.microsoft.com/office/drawing/2015/10/21/chartex" xmlns:cx3="http://schemas.microsoft.com/office/drawing/2016/5/9/chartex" xmlns:cx4="http://schemas.microsoft.com/office/drawing/2016/5/10/chartex" xmlns:cx5="http://schemas.microsoft.com/office/drawing/2016/5/11/chartex" xmlns:cx6="http://schemas.microsoft.com/office/drawing/2016/5/12/chartex" xmlns:cx7="http://schemas.microsoft.com/office/drawing/2016/5/13/chartex" xmlns:cx8="http://schemas.microsoft.com/office/drawing/2016/5/14/chartex" xmlns:mc="http://schemas.openxmlformats.org/markup-compatibility/2006" xmlns:aink="http://schemas.microsoft.com/office/drawing/2016/ink" xmlns:am3d="http://schemas.microsoft.com/office/drawing/2017/model3d" xmlns:o="urn:schemas-microsoft-com:office:office" xmlns:oel="http://schemas.microsoft.com/office/2019/extlst" xmlns:r="http://schemas.openxmlformats.org/officeDocument/2006/relationships" xmlns:m="http://schemas.openxmlformats.org/officeDocument/2006/math" xmlns:v="urn:schemas-microsoft-com:vml" xmlns:wp14="http://schemas.microsoft.com/office/word/2010/wordprocessingDrawing" xmlns:wp="http://schemas.openxmlformats.org/drawingml/2006/wordprocessingDrawing" xmlns:w10="urn:schemas-microsoft-com:office:word" xmlns:w="http://schemas.openxmlformats.org/wordprocessingml/2006/main" xmlns:w14="http://schemas.microsoft.com/office/word/2010/wordml" xmlns:w15="http://schemas.microsoft.com/office/word/2012/wordml" xmlns:w16cex="http://schemas.microsoft.com/office/word/2018/wordml/cex" xmlns:w16cid="http://schemas.microsoft.com/office/word/2016/wordml/cid" xmlns:w16="http://schemas.microsoft.com/office/word/2018/wordml" xmlns:w16du="http://schemas.microsoft.com/office/word/2023/wordml/word16du" xmlns:w16sdtdh="http://schemas.microsoft.com/office/word/2020/wordml/sdtdatahash" xmlns:w16sdtfl="http://schemas.microsoft.com/office/word/2024/wordml/sdtformatlock" xmlns:w16se="http://schemas.microsoft.com/office/word/2015/wordml/symex" xmlns:wpg="http://schemas.microsoft.com/office/word/2010/wordprocessingGroup" xmlns:wpi="http://schemas.microsoft.com/office/word/2010/wordprocessingInk" xmlns:wne="http://schemas.microsoft.com/office/word/2006/wordml" xmlns:wps="http://schemas.microsoft.com/office/word/2010/wordprocessingShape" mc:Ignorable="w14 w15 w16se w16cid w16 w16cex w16sdtdh w16sdtfl w16du wp14">
+  <w:footnote w:type="separator" w:id="-1">
+    <w:p>
+      <w:pPr>
+        <w:spacing w:line="240" w:lineRule="auto"/>
+        <w:ind w:left="0" w:hanging="2"/>
+      </w:pPr>
+      <w:r>
+        <w:separator/>
+      </w:r>
+    </w:p>
+  </w:footnote>
+  <w:footnote w:type="continuationSeparator" w:id="0">
+    <w:p>
+      <w:pPr>
+        <w:spacing w:line="240" w:lineRule="auto"/>
+        <w:ind w:left="0" w:hanging="2"/>
+      </w:pPr>
+      <w:r>
+        <w:continuationSeparator/>
+      </w:r>
+    </w:p>
+  </w:footnote>
+</w:footnotes>
 </file>
 
 <file path=word/styles.xml><?xml version="1.0" encoding="utf-8"?>
@@ -2304,6 +2450,76 @@
       <w:szCs w:val="48"/>
     </w:rPr>
   </w:style>
+  <w:style w:type="paragraph" w:styleId="Header">
+    <w:name w:val="header"/>
+    <w:basedOn w:val="Normal"/>
+    <w:link w:val="HeaderChar"/>
+    <w:uiPriority w:val="99"/>
+    <w:unhideWhenUsed/>
+    <w:rsid w:val="000471DA"/>
+    <w:pPr>
+      <w:tabs>
+        <w:tab w:val="center" w:pos="4680"/>
+        <w:tab w:val="right" w:pos="9360"/>
+      </w:tabs>
+      <w:spacing w:line="240" w:lineRule="auto"/>
+    </w:pPr>
+  </w:style>
+  <w:style w:type="character" w:customStyle="1" w:styleId="HeaderChar">
+    <w:name w:val="Header Char"/>
+    <w:basedOn w:val="DefaultParagraphFont"/>
+    <w:link w:val="Header"/>
+    <w:uiPriority w:val="99"/>
+    <w:rsid w:val="000471DA"/>
+    <w:rPr>
+      <w:rFonts w:ascii="VNI-Times" w:hAnsi="VNI-Times"/>
+      <w:position w:val="-1"/>
+      <w:lang w:eastAsia="en-US"/>
+    </w:rPr>
+  </w:style>
+  <w:style w:type="paragraph" w:styleId="Footer">
+    <w:name w:val="footer"/>
+    <w:basedOn w:val="Normal"/>
+    <w:link w:val="FooterChar"/>
+    <w:uiPriority w:val="99"/>
+    <w:unhideWhenUsed/>
+    <w:rsid w:val="000471DA"/>
+    <w:pPr>
+      <w:tabs>
+        <w:tab w:val="center" w:pos="4680"/>
+        <w:tab w:val="right" w:pos="9360"/>
+      </w:tabs>
+      <w:spacing w:line="240" w:lineRule="auto"/>
+    </w:pPr>
+  </w:style>
+  <w:style w:type="character" w:customStyle="1" w:styleId="FooterChar">
+    <w:name w:val="Footer Char"/>
+    <w:basedOn w:val="DefaultParagraphFont"/>
+    <w:link w:val="Footer"/>
+    <w:uiPriority w:val="99"/>
+    <w:rsid w:val="000471DA"/>
+    <w:rPr>
+      <w:rFonts w:ascii="VNI-Times" w:hAnsi="VNI-Times"/>
+      <w:position w:val="-1"/>
+      <w:lang w:eastAsia="en-US"/>
+    </w:rPr>
+  </w:style>
+  <w:style w:type="table" w:styleId="TableGrid">
+    <w:name w:val="Table Grid"/>
+    <w:basedOn w:val="TableNormal"/>
+    <w:uiPriority w:val="39"/>
+    <w:rsid w:val="000471DA"/>
+    <w:tblPr>
+      <w:tblBorders>
+        <w:top w:val="single" w:sz="4" w:space="0" w:color="auto"/>
+        <w:left w:val="single" w:sz="4" w:space="0" w:color="auto"/>
+        <w:bottom w:val="single" w:sz="4" w:space="0" w:color="auto"/>
+        <w:right w:val="single" w:sz="4" w:space="0" w:color="auto"/>
+        <w:insideH w:val="single" w:sz="4" w:space="0" w:color="auto"/>
+        <w:insideV w:val="single" w:sz="4" w:space="0" w:color="auto"/>
+      </w:tblBorders>
+    </w:tblPr>
+  </w:style>
 </w:styles>
 </file>
 

--- a/resources/HK252-DATN-249_Phieu_Cham_Bao_Ve_LVTN.docx
+++ b/resources/HK252-DATN-249_Phieu_Cham_Bao_Ve_LVTN.docx
@@ -30,7 +30,7 @@
               <w:tabs>
                 <w:tab w:val="center" w:pos="7513"/>
               </w:tabs>
-              <w:ind w:leftChars="0" w:left="-118" w:right="-111" w:firstLineChars="0" w:firstLine="0"/>
+              <w:ind w:leftChars="0" w:left="-118" w:firstLineChars="0" w:firstLine="0"/>
               <w:rPr>
                 <w:rFonts w:ascii="Times New Roman" w:hAnsi="Times New Roman"/>
                 <w:sz w:val="24"/>
@@ -58,7 +58,7 @@
               <w:tabs>
                 <w:tab w:val="center" w:pos="7513"/>
               </w:tabs>
-              <w:ind w:leftChars="0" w:left="-103" w:right="-109" w:firstLineChars="0" w:firstLine="0"/>
+              <w:ind w:leftChars="0" w:left="-103" w:firstLineChars="0" w:firstLine="0"/>
               <w:jc w:val="right"/>
               <w:rPr>
                 <w:rFonts w:ascii="Times New Roman" w:hAnsi="Times New Roman"/>
@@ -411,6 +411,9 @@
     </w:p>
     <w:p>
       <w:pPr>
+        <w:tabs>
+          <w:tab w:val="left" w:pos="8505"/>
+        </w:tabs>
         <w:ind w:left="1" w:hanging="3"/>
         <w:rPr>
           <w:rFonts w:ascii="Times New Roman" w:hAnsi="Times New Roman"/>
@@ -729,7 +732,7 @@
     <w:p>
       <w:pPr>
         <w:tabs>
-          <w:tab w:val="left" w:pos="4820"/>
+          <w:tab w:val="left" w:pos="4536"/>
         </w:tabs>
         <w:ind w:left="1" w:hanging="3"/>
         <w:rPr>
@@ -775,6 +778,108 @@
           <w:lang w:val="vi-VN"/>
         </w:rPr>
         <w:t>7</w:t>
+      </w:r>
+    </w:p>
+    <w:p>
+      <w:pPr>
+        <w:tabs>
+          <w:tab w:val="left" w:pos="4536"/>
+        </w:tabs>
+        <w:ind w:left="1" w:hanging="3"/>
+        <w:rPr>
+          <w:rFonts w:ascii="Times New Roman" w:hAnsi="Times New Roman"/>
+          <w:sz w:val="26"/>
+          <w:szCs w:val="26"/>
+          <w:lang w:val="vi-VN"/>
+        </w:rPr>
+      </w:pPr>
+      <w:r>
+        <w:rPr>
+          <w:rFonts w:ascii="Times New Roman" w:hAnsi="Times New Roman"/>
+          <w:sz w:val="26"/>
+          <w:szCs w:val="26"/>
+          <w:lang w:val="vi-VN"/>
+        </w:rPr>
+        <w:t>Số bảng số liệu</w:t>
+      </w:r>
+      <w:r>
+        <w:rPr>
+          <w:rFonts w:ascii="Times New Roman" w:hAnsi="Times New Roman"/>
+          <w:sz w:val="26"/>
+          <w:szCs w:val="26"/>
+          <w:lang w:val="vi-VN"/>
+        </w:rPr>
+        <w:t>: 54</w:t>
+      </w:r>
+      <w:r>
+        <w:rPr>
+          <w:rFonts w:ascii="Times New Roman" w:hAnsi="Times New Roman"/>
+          <w:sz w:val="26"/>
+          <w:szCs w:val="26"/>
+          <w:lang w:val="vi-VN"/>
+        </w:rPr>
+        <w:tab/>
+        <w:t>Số hình vẽ:</w:t>
+      </w:r>
+      <w:r>
+        <w:rPr>
+          <w:rFonts w:ascii="Times New Roman" w:hAnsi="Times New Roman"/>
+          <w:sz w:val="26"/>
+          <w:szCs w:val="26"/>
+          <w:lang w:val="vi-VN"/>
+        </w:rPr>
+        <w:t xml:space="preserve"> 30</w:t>
+      </w:r>
+    </w:p>
+    <w:p>
+      <w:pPr>
+        <w:tabs>
+          <w:tab w:val="left" w:pos="4536"/>
+        </w:tabs>
+        <w:ind w:left="1" w:hanging="3"/>
+        <w:rPr>
+          <w:rFonts w:ascii="Times New Roman" w:hAnsi="Times New Roman"/>
+          <w:sz w:val="26"/>
+          <w:szCs w:val="26"/>
+          <w:lang w:val="vi-VN"/>
+        </w:rPr>
+      </w:pPr>
+      <w:r>
+        <w:rPr>
+          <w:rFonts w:ascii="Times New Roman" w:hAnsi="Times New Roman"/>
+          <w:sz w:val="26"/>
+          <w:szCs w:val="26"/>
+          <w:lang w:val="vi-VN"/>
+        </w:rPr>
+        <w:t>Số tài liệu tham khảo:</w:t>
+      </w:r>
+      <w:r>
+        <w:rPr>
+          <w:rFonts w:ascii="Times New Roman" w:hAnsi="Times New Roman"/>
+          <w:sz w:val="26"/>
+          <w:szCs w:val="26"/>
+          <w:lang w:val="vi-VN"/>
+        </w:rPr>
+        <w:t xml:space="preserve"> 24</w:t>
+      </w:r>
+      <w:r>
+        <w:rPr>
+          <w:rFonts w:ascii="Times New Roman" w:hAnsi="Times New Roman"/>
+          <w:sz w:val="26"/>
+          <w:szCs w:val="26"/>
+          <w:lang w:val="vi-VN"/>
+        </w:rPr>
+        <w:tab/>
+        <w:t>Phần mềm tính toán:</w:t>
+      </w:r>
+      <w:r>
+        <w:rPr>
+          <w:rFonts w:ascii="Times New Roman" w:hAnsi="Times New Roman"/>
+          <w:sz w:val="26"/>
+          <w:szCs w:val="26"/>
+          <w:lang w:val="vi-VN"/>
+        </w:rPr>
+        <w:t xml:space="preserve"> 0</w:t>
       </w:r>
     </w:p>
     <w:p>
@@ -797,146 +902,44 @@
           <w:szCs w:val="26"/>
           <w:lang w:val="vi-VN"/>
         </w:rPr>
-        <w:t>Số bảng số liệu</w:t>
-      </w:r>
-      <w:r>
-        <w:rPr>
-          <w:rFonts w:ascii="Times New Roman" w:hAnsi="Times New Roman"/>
-          <w:sz w:val="26"/>
-          <w:szCs w:val="26"/>
-          <w:lang w:val="vi-VN"/>
-        </w:rPr>
-        <w:t>: 54</w:t>
-      </w:r>
-      <w:r>
-        <w:rPr>
-          <w:rFonts w:ascii="Times New Roman" w:hAnsi="Times New Roman"/>
-          <w:sz w:val="26"/>
-          <w:szCs w:val="26"/>
-          <w:lang w:val="vi-VN"/>
-        </w:rPr>
-        <w:tab/>
-        <w:t>Số hình vẽ:</w:t>
-      </w:r>
-      <w:r>
-        <w:rPr>
-          <w:rFonts w:ascii="Times New Roman" w:hAnsi="Times New Roman"/>
-          <w:sz w:val="26"/>
-          <w:szCs w:val="26"/>
-          <w:lang w:val="vi-VN"/>
-        </w:rPr>
-        <w:t xml:space="preserve"> 30</w:t>
+        <w:t>Hiện vật (sản phẩm)</w:t>
+      </w:r>
+      <w:r>
+        <w:rPr>
+          <w:rFonts w:ascii="Times New Roman" w:hAnsi="Times New Roman"/>
+          <w:sz w:val="26"/>
+          <w:szCs w:val="26"/>
+          <w:lang w:val="vi-VN"/>
+        </w:rPr>
+        <w:t>: 0</w:t>
+      </w:r>
+    </w:p>
+    <w:p>
+      <w:pPr>
+        <w:ind w:left="1" w:hanging="3"/>
+        <w:rPr>
+          <w:rFonts w:ascii="Times New Roman" w:hAnsi="Times New Roman"/>
+          <w:sz w:val="26"/>
+          <w:szCs w:val="26"/>
+          <w:lang w:val="vi-VN"/>
+        </w:rPr>
+      </w:pPr>
+      <w:r>
+        <w:rPr>
+          <w:rFonts w:ascii="Times New Roman" w:hAnsi="Times New Roman"/>
+          <w:sz w:val="26"/>
+          <w:szCs w:val="26"/>
+          <w:lang w:val="vi-VN"/>
+        </w:rPr>
+        <w:t>5. Tổng quát về các bản vẽ:</w:t>
       </w:r>
     </w:p>
     <w:p>
       <w:pPr>
         <w:tabs>
-          <w:tab w:val="left" w:pos="4820"/>
-        </w:tabs>
-        <w:ind w:left="1" w:hanging="3"/>
-        <w:rPr>
-          <w:rFonts w:ascii="Times New Roman" w:hAnsi="Times New Roman"/>
-          <w:sz w:val="26"/>
-          <w:szCs w:val="26"/>
-          <w:lang w:val="vi-VN"/>
-        </w:rPr>
-      </w:pPr>
-      <w:r>
-        <w:rPr>
-          <w:rFonts w:ascii="Times New Roman" w:hAnsi="Times New Roman"/>
-          <w:sz w:val="26"/>
-          <w:szCs w:val="26"/>
-          <w:lang w:val="vi-VN"/>
-        </w:rPr>
-        <w:t>Số tài liệu tham khảo:</w:t>
-      </w:r>
-      <w:r>
-        <w:rPr>
-          <w:rFonts w:ascii="Times New Roman" w:hAnsi="Times New Roman"/>
-          <w:sz w:val="26"/>
-          <w:szCs w:val="26"/>
-          <w:lang w:val="vi-VN"/>
-        </w:rPr>
-        <w:t xml:space="preserve"> 24</w:t>
-      </w:r>
-      <w:r>
-        <w:rPr>
-          <w:rFonts w:ascii="Times New Roman" w:hAnsi="Times New Roman"/>
-          <w:sz w:val="26"/>
-          <w:szCs w:val="26"/>
-          <w:lang w:val="vi-VN"/>
-        </w:rPr>
-        <w:tab/>
-        <w:t>Phần mềm tính toán:</w:t>
-      </w:r>
-      <w:r>
-        <w:rPr>
-          <w:rFonts w:ascii="Times New Roman" w:hAnsi="Times New Roman"/>
-          <w:sz w:val="26"/>
-          <w:szCs w:val="26"/>
-          <w:lang w:val="vi-VN"/>
-        </w:rPr>
-        <w:t xml:space="preserve"> 0</w:t>
-      </w:r>
-    </w:p>
-    <w:p>
-      <w:pPr>
-        <w:tabs>
-          <w:tab w:val="left" w:pos="4820"/>
-        </w:tabs>
-        <w:ind w:left="1" w:hanging="3"/>
-        <w:rPr>
-          <w:rFonts w:ascii="Times New Roman" w:hAnsi="Times New Roman"/>
-          <w:sz w:val="26"/>
-          <w:szCs w:val="26"/>
-          <w:lang w:val="vi-VN"/>
-        </w:rPr>
-      </w:pPr>
-      <w:r>
-        <w:rPr>
-          <w:rFonts w:ascii="Times New Roman" w:hAnsi="Times New Roman"/>
-          <w:sz w:val="26"/>
-          <w:szCs w:val="26"/>
-          <w:lang w:val="vi-VN"/>
-        </w:rPr>
-        <w:t>Hiện vật (sản phẩm)</w:t>
-      </w:r>
-      <w:r>
-        <w:rPr>
-          <w:rFonts w:ascii="Times New Roman" w:hAnsi="Times New Roman"/>
-          <w:sz w:val="26"/>
-          <w:szCs w:val="26"/>
-          <w:lang w:val="vi-VN"/>
-        </w:rPr>
-        <w:t>: 0</w:t>
-      </w:r>
-    </w:p>
-    <w:p>
-      <w:pPr>
-        <w:ind w:left="1" w:hanging="3"/>
-        <w:rPr>
-          <w:rFonts w:ascii="Times New Roman" w:hAnsi="Times New Roman"/>
-          <w:sz w:val="26"/>
-          <w:szCs w:val="26"/>
-          <w:lang w:val="vi-VN"/>
-        </w:rPr>
-      </w:pPr>
-      <w:r>
-        <w:rPr>
-          <w:rFonts w:ascii="Times New Roman" w:hAnsi="Times New Roman"/>
-          <w:sz w:val="26"/>
-          <w:szCs w:val="26"/>
-          <w:lang w:val="vi-VN"/>
-        </w:rPr>
-        <w:t>5. Tổng quát về các bản vẽ:</w:t>
-      </w:r>
-    </w:p>
-    <w:p>
-      <w:pPr>
-        <w:tabs>
-          <w:tab w:val="left" w:pos="2552"/>
-          <w:tab w:val="left" w:pos="4820"/>
-          <w:tab w:val="left" w:pos="7371"/>
+          <w:tab w:val="left" w:pos="2268"/>
+          <w:tab w:val="left" w:pos="4536"/>
+          <w:tab w:val="left" w:pos="6804"/>
         </w:tabs>
         <w:ind w:left="1" w:hanging="3"/>
         <w:rPr>
@@ -1025,7 +1028,7 @@
     <w:p>
       <w:pPr>
         <w:tabs>
-          <w:tab w:val="left" w:pos="4820"/>
+          <w:tab w:val="left" w:pos="4536"/>
         </w:tabs>
         <w:ind w:left="1" w:hanging="3"/>
         <w:rPr>
